--- a/a7/build/out/u4/A7 4.07  Question Bank - Additional.docx
+++ b/a7/build/out/u4/A7 4.07  Question Bank - Additional.docx
@@ -2865,67 +2865,8 @@
             <w:r>
               <w:drawing>
                 <wp:inline xmlns:a="http://schemas.openxmlformats.org/drawingml/2006/main" xmlns:pic="http://schemas.openxmlformats.org/drawingml/2006/picture">
-                  <wp:extent cx="1030224" cy="170688"/>
+                  <wp:extent cx="1027176" cy="170688"/>
                   <wp:docPr id="41" name="Picture 41"/>
-                  <wp:cNvGraphicFramePr>
-                    <a:graphicFrameLocks noChangeAspect="1"/>
-                  </wp:cNvGraphicFramePr>
-                  <a:graphic>
-                    <a:graphicData uri="http://schemas.openxmlformats.org/drawingml/2006/picture">
-                      <pic:pic>
-                        <pic:nvPicPr>
-                          <pic:cNvPr id="0" name="b4a2ff7d47d32e48.png"/>
-                          <pic:cNvPicPr/>
-                        </pic:nvPicPr>
-                        <pic:blipFill>
-                          <a:blip r:embed="rId46"/>
-                          <a:stretch>
-                            <a:fillRect/>
-                          </a:stretch>
-                        </pic:blipFill>
-                        <pic:spPr>
-                          <a:xfrm>
-                            <a:off x="0" y="0"/>
-                            <a:ext cx="1030224" cy="170688"/>
-                          </a:xfrm>
-                          <a:prstGeom prst="rect"/>
-                        </pic:spPr>
-                      </pic:pic>
-                    </a:graphicData>
-                  </a:graphic>
-                </wp:inline>
-              </w:drawing>
-            </w:r>
-          </w:p>
-          <w:p>
-            <w:pPr>
-              <w:spacing w:before="40" w:after="40"/>
-              <w:ind w:left="1300" w:hanging="380"/>
-            </w:pPr>
-            <w:r>
-              <w:rPr>
-                <w:rFonts w:ascii="FreeSerif" w:hAnsi="FreeSerif" w:eastAsia="FreeSerif"/>
-                <w:b w:val="0"/>
-                <w:i w:val="0"/>
-                <w:color w:val="1A1A1A"/>
-                <w:sz w:val="22"/>
-              </w:rPr>
-              <w:t xml:space="preserve">○   </w:t>
-            </w:r>
-            <w:r>
-              <w:rPr>
-                <w:b w:val="0"/>
-                <w:i w:val="0"/>
-                <w:color w:val="1A1A1A"/>
-                <w:sz w:val="22"/>
-              </w:rPr>
-              <w:t xml:space="preserve">B.  </w:t>
-            </w:r>
-            <w:r>
-              <w:drawing>
-                <wp:inline xmlns:a="http://schemas.openxmlformats.org/drawingml/2006/main" xmlns:pic="http://schemas.openxmlformats.org/drawingml/2006/picture">
-                  <wp:extent cx="1027176" cy="170688"/>
-                  <wp:docPr id="42" name="Picture 42"/>
                   <wp:cNvGraphicFramePr>
                     <a:graphicFrameLocks noChangeAspect="1"/>
                   </wp:cNvGraphicFramePr>
@@ -2937,7 +2878,7 @@
                           <pic:cNvPicPr/>
                         </pic:nvPicPr>
                         <pic:blipFill>
-                          <a:blip r:embed="rId47"/>
+                          <a:blip r:embed="rId46"/>
                           <a:stretch>
                             <a:fillRect/>
                           </a:stretch>
@@ -2978,13 +2919,13 @@
                 <w:color w:val="1A1A1A"/>
                 <w:sz w:val="22"/>
               </w:rPr>
-              <w:t xml:space="preserve">C.  </w:t>
+              <w:t xml:space="preserve">B.  </w:t>
             </w:r>
             <w:r>
               <w:drawing>
                 <wp:inline xmlns:a="http://schemas.openxmlformats.org/drawingml/2006/main" xmlns:pic="http://schemas.openxmlformats.org/drawingml/2006/picture">
                   <wp:extent cx="963167" cy="146304"/>
-                  <wp:docPr id="43" name="Picture 43"/>
+                  <wp:docPr id="42" name="Picture 42"/>
                   <wp:cNvGraphicFramePr>
                     <a:graphicFrameLocks noChangeAspect="1"/>
                   </wp:cNvGraphicFramePr>
@@ -2996,6 +2937,65 @@
                           <pic:cNvPicPr/>
                         </pic:nvPicPr>
                         <pic:blipFill>
+                          <a:blip r:embed="rId47"/>
+                          <a:stretch>
+                            <a:fillRect/>
+                          </a:stretch>
+                        </pic:blipFill>
+                        <pic:spPr>
+                          <a:xfrm>
+                            <a:off x="0" y="0"/>
+                            <a:ext cx="963167" cy="146304"/>
+                          </a:xfrm>
+                          <a:prstGeom prst="rect"/>
+                        </pic:spPr>
+                      </pic:pic>
+                    </a:graphicData>
+                  </a:graphic>
+                </wp:inline>
+              </w:drawing>
+            </w:r>
+          </w:p>
+          <w:p>
+            <w:pPr>
+              <w:spacing w:before="40" w:after="40"/>
+              <w:ind w:left="1300" w:hanging="380"/>
+            </w:pPr>
+            <w:r>
+              <w:rPr>
+                <w:rFonts w:ascii="FreeSerif" w:hAnsi="FreeSerif" w:eastAsia="FreeSerif"/>
+                <w:b w:val="0"/>
+                <w:i w:val="0"/>
+                <w:color w:val="1A1A1A"/>
+                <w:sz w:val="22"/>
+              </w:rPr>
+              <w:t xml:space="preserve">○   </w:t>
+            </w:r>
+            <w:r>
+              <w:rPr>
+                <w:b w:val="0"/>
+                <w:i w:val="0"/>
+                <w:color w:val="1A1A1A"/>
+                <w:sz w:val="22"/>
+              </w:rPr>
+              <w:t xml:space="preserve">C.  </w:t>
+            </w:r>
+            <w:r>
+              <w:drawing>
+                <wp:inline xmlns:a="http://schemas.openxmlformats.org/drawingml/2006/main" xmlns:pic="http://schemas.openxmlformats.org/drawingml/2006/picture">
+                  <wp:extent cx="1030224" cy="170688"/>
+                  <wp:docPr id="43" name="Picture 43"/>
+                  <wp:cNvGraphicFramePr>
+                    <a:graphicFrameLocks noChangeAspect="1"/>
+                  </wp:cNvGraphicFramePr>
+                  <a:graphic>
+                    <a:graphicData uri="http://schemas.openxmlformats.org/drawingml/2006/picture">
+                      <pic:pic>
+                        <pic:nvPicPr>
+                          <pic:cNvPr id="0" name="b4a2ff7d47d32e48.png"/>
+                          <pic:cNvPicPr/>
+                        </pic:nvPicPr>
+                        <pic:blipFill>
                           <a:blip r:embed="rId48"/>
                           <a:stretch>
                             <a:fillRect/>
@@ -3004,7 +3004,7 @@
                         <pic:spPr>
                           <a:xfrm>
                             <a:off x="0" y="0"/>
-                            <a:ext cx="963167" cy="146304"/>
+                            <a:ext cx="1030224" cy="170688"/>
                           </a:xfrm>
                           <a:prstGeom prst="rect"/>
                         </pic:spPr>
@@ -3216,7 +3216,7 @@
             <w:r>
               <w:drawing>
                 <wp:inline xmlns:a="http://schemas.openxmlformats.org/drawingml/2006/main" xmlns:pic="http://schemas.openxmlformats.org/drawingml/2006/picture">
-                  <wp:extent cx="216408" cy="143256"/>
+                  <wp:extent cx="475488" cy="146304"/>
                   <wp:docPr id="46" name="Picture 46"/>
                   <wp:cNvGraphicFramePr>
                     <a:graphicFrameLocks noChangeAspect="1"/>
@@ -3225,7 +3225,7 @@
                     <a:graphicData uri="http://schemas.openxmlformats.org/drawingml/2006/picture">
                       <pic:pic>
                         <pic:nvPicPr>
-                          <pic:cNvPr id="0" name="89d262dcd6453046.png"/>
+                          <pic:cNvPr id="0" name="5b25c3ee42cb888f.png"/>
                           <pic:cNvPicPr/>
                         </pic:nvPicPr>
                         <pic:blipFill>
@@ -3237,7 +3237,7 @@
                         <pic:spPr>
                           <a:xfrm>
                             <a:off x="0" y="0"/>
-                            <a:ext cx="216408" cy="143256"/>
+                            <a:ext cx="475488" cy="146304"/>
                           </a:xfrm>
                           <a:prstGeom prst="rect"/>
                         </pic:spPr>
@@ -3275,8 +3275,185 @@
             <w:r>
               <w:drawing>
                 <wp:inline xmlns:a="http://schemas.openxmlformats.org/drawingml/2006/main" xmlns:pic="http://schemas.openxmlformats.org/drawingml/2006/picture">
+                  <wp:extent cx="176784" cy="185928"/>
+                  <wp:docPr id="47" name="Picture 47"/>
+                  <wp:cNvGraphicFramePr>
+                    <a:graphicFrameLocks noChangeAspect="1"/>
+                  </wp:cNvGraphicFramePr>
+                  <a:graphic>
+                    <a:graphicData uri="http://schemas.openxmlformats.org/drawingml/2006/picture">
+                      <pic:pic>
+                        <pic:nvPicPr>
+                          <pic:cNvPr id="0" name="61937d8628f59e50.png"/>
+                          <pic:cNvPicPr/>
+                        </pic:nvPicPr>
+                        <pic:blipFill>
+                          <a:blip r:embed="rId52"/>
+                          <a:stretch>
+                            <a:fillRect/>
+                          </a:stretch>
+                        </pic:blipFill>
+                        <pic:spPr>
+                          <a:xfrm>
+                            <a:off x="0" y="0"/>
+                            <a:ext cx="176784" cy="185928"/>
+                          </a:xfrm>
+                          <a:prstGeom prst="rect"/>
+                        </pic:spPr>
+                      </pic:pic>
+                    </a:graphicData>
+                  </a:graphic>
+                </wp:inline>
+              </w:drawing>
+            </w:r>
+          </w:p>
+          <w:p>
+            <w:pPr>
+              <w:spacing w:before="40" w:after="40"/>
+              <w:ind w:left="1300" w:hanging="380"/>
+            </w:pPr>
+            <w:r>
+              <w:rPr>
+                <w:rFonts w:ascii="FreeSerif" w:hAnsi="FreeSerif" w:eastAsia="FreeSerif"/>
+                <w:b w:val="0"/>
+                <w:i w:val="0"/>
+                <w:color w:val="1A1A1A"/>
+                <w:sz w:val="22"/>
+              </w:rPr>
+              <w:t xml:space="preserve">□   </w:t>
+            </w:r>
+            <w:r>
+              <w:rPr>
+                <w:b w:val="0"/>
+                <w:i w:val="0"/>
+                <w:color w:val="1A1A1A"/>
+                <w:sz w:val="22"/>
+              </w:rPr>
+              <w:t xml:space="preserve">C.  </w:t>
+            </w:r>
+            <w:r>
+              <w:drawing>
+                <wp:inline xmlns:a="http://schemas.openxmlformats.org/drawingml/2006/main" xmlns:pic="http://schemas.openxmlformats.org/drawingml/2006/picture">
+                  <wp:extent cx="326136" cy="115824"/>
+                  <wp:docPr id="48" name="Picture 48"/>
+                  <wp:cNvGraphicFramePr>
+                    <a:graphicFrameLocks noChangeAspect="1"/>
+                  </wp:cNvGraphicFramePr>
+                  <a:graphic>
+                    <a:graphicData uri="http://schemas.openxmlformats.org/drawingml/2006/picture">
+                      <pic:pic>
+                        <pic:nvPicPr>
+                          <pic:cNvPr id="0" name="2f02b636ba62a9d7.png"/>
+                          <pic:cNvPicPr/>
+                        </pic:nvPicPr>
+                        <pic:blipFill>
+                          <a:blip r:embed="rId53"/>
+                          <a:stretch>
+                            <a:fillRect/>
+                          </a:stretch>
+                        </pic:blipFill>
+                        <pic:spPr>
+                          <a:xfrm>
+                            <a:off x="0" y="0"/>
+                            <a:ext cx="326136" cy="115824"/>
+                          </a:xfrm>
+                          <a:prstGeom prst="rect"/>
+                        </pic:spPr>
+                      </pic:pic>
+                    </a:graphicData>
+                  </a:graphic>
+                </wp:inline>
+              </w:drawing>
+            </w:r>
+          </w:p>
+          <w:p>
+            <w:pPr>
+              <w:spacing w:before="40" w:after="40"/>
+              <w:ind w:left="1300" w:hanging="380"/>
+            </w:pPr>
+            <w:r>
+              <w:rPr>
+                <w:rFonts w:ascii="FreeSerif" w:hAnsi="FreeSerif" w:eastAsia="FreeSerif"/>
+                <w:b w:val="0"/>
+                <w:i w:val="0"/>
+                <w:color w:val="1A1A1A"/>
+                <w:sz w:val="22"/>
+              </w:rPr>
+              <w:t xml:space="preserve">□   </w:t>
+            </w:r>
+            <w:r>
+              <w:rPr>
+                <w:b w:val="0"/>
+                <w:i w:val="0"/>
+                <w:color w:val="1A1A1A"/>
+                <w:sz w:val="22"/>
+              </w:rPr>
+              <w:t xml:space="preserve">D.  </w:t>
+            </w:r>
+            <w:r>
+              <w:drawing>
+                <wp:inline xmlns:a="http://schemas.openxmlformats.org/drawingml/2006/main" xmlns:pic="http://schemas.openxmlformats.org/drawingml/2006/picture">
+                  <wp:extent cx="329184" cy="143256"/>
+                  <wp:docPr id="49" name="Picture 49"/>
+                  <wp:cNvGraphicFramePr>
+                    <a:graphicFrameLocks noChangeAspect="1"/>
+                  </wp:cNvGraphicFramePr>
+                  <a:graphic>
+                    <a:graphicData uri="http://schemas.openxmlformats.org/drawingml/2006/picture">
+                      <pic:pic>
+                        <pic:nvPicPr>
+                          <pic:cNvPr id="0" name="291454d46f653b2e.png"/>
+                          <pic:cNvPicPr/>
+                        </pic:nvPicPr>
+                        <pic:blipFill>
+                          <a:blip r:embed="rId54"/>
+                          <a:stretch>
+                            <a:fillRect/>
+                          </a:stretch>
+                        </pic:blipFill>
+                        <pic:spPr>
+                          <a:xfrm>
+                            <a:off x="0" y="0"/>
+                            <a:ext cx="329184" cy="143256"/>
+                          </a:xfrm>
+                          <a:prstGeom prst="rect"/>
+                        </pic:spPr>
+                      </pic:pic>
+                    </a:graphicData>
+                  </a:graphic>
+                </wp:inline>
+              </w:drawing>
+            </w:r>
+          </w:p>
+          <w:p>
+            <w:pPr>
+              <w:spacing w:before="40" w:after="40"/>
+              <w:ind w:left="1300" w:hanging="380"/>
+            </w:pPr>
+            <w:r>
+              <w:rPr>
+                <w:rFonts w:ascii="FreeSerif" w:hAnsi="FreeSerif" w:eastAsia="FreeSerif"/>
+                <w:b w:val="0"/>
+                <w:i w:val="0"/>
+                <w:color w:val="1A1A1A"/>
+                <w:sz w:val="22"/>
+              </w:rPr>
+              <w:t xml:space="preserve">□   </w:t>
+            </w:r>
+            <w:r>
+              <w:rPr>
+                <w:b w:val="0"/>
+                <w:i w:val="0"/>
+                <w:color w:val="1A1A1A"/>
+                <w:sz w:val="22"/>
+              </w:rPr>
+              <w:t xml:space="preserve">E.  </w:t>
+            </w:r>
+            <w:r>
+              <w:drawing>
+                <wp:inline xmlns:a="http://schemas.openxmlformats.org/drawingml/2006/main" xmlns:pic="http://schemas.openxmlformats.org/drawingml/2006/picture">
                   <wp:extent cx="313944" cy="170688"/>
-                  <wp:docPr id="47" name="Picture 47"/>
+                  <wp:docPr id="50" name="Picture 50"/>
                   <wp:cNvGraphicFramePr>
                     <a:graphicFrameLocks noChangeAspect="1"/>
                   </wp:cNvGraphicFramePr>
@@ -3288,7 +3465,7 @@
                           <pic:cNvPicPr/>
                         </pic:nvPicPr>
                         <pic:blipFill>
-                          <a:blip r:embed="rId52"/>
+                          <a:blip r:embed="rId55"/>
                           <a:stretch>
                             <a:fillRect/>
                           </a:stretch>
@@ -3329,189 +3506,12 @@
                 <w:color w:val="1A1A1A"/>
                 <w:sz w:val="22"/>
               </w:rPr>
-              <w:t xml:space="preserve">C.  </w:t>
-            </w:r>
-            <w:r>
-              <w:drawing>
-                <wp:inline xmlns:a="http://schemas.openxmlformats.org/drawingml/2006/main" xmlns:pic="http://schemas.openxmlformats.org/drawingml/2006/picture">
-                  <wp:extent cx="475488" cy="146304"/>
-                  <wp:docPr id="48" name="Picture 48"/>
-                  <wp:cNvGraphicFramePr>
-                    <a:graphicFrameLocks noChangeAspect="1"/>
-                  </wp:cNvGraphicFramePr>
-                  <a:graphic>
-                    <a:graphicData uri="http://schemas.openxmlformats.org/drawingml/2006/picture">
-                      <pic:pic>
-                        <pic:nvPicPr>
-                          <pic:cNvPr id="0" name="5b25c3ee42cb888f.png"/>
-                          <pic:cNvPicPr/>
-                        </pic:nvPicPr>
-                        <pic:blipFill>
-                          <a:blip r:embed="rId53"/>
-                          <a:stretch>
-                            <a:fillRect/>
-                          </a:stretch>
-                        </pic:blipFill>
-                        <pic:spPr>
-                          <a:xfrm>
-                            <a:off x="0" y="0"/>
-                            <a:ext cx="475488" cy="146304"/>
-                          </a:xfrm>
-                          <a:prstGeom prst="rect"/>
-                        </pic:spPr>
-                      </pic:pic>
-                    </a:graphicData>
-                  </a:graphic>
-                </wp:inline>
-              </w:drawing>
-            </w:r>
-          </w:p>
-          <w:p>
-            <w:pPr>
-              <w:spacing w:before="40" w:after="40"/>
-              <w:ind w:left="1300" w:hanging="380"/>
-            </w:pPr>
-            <w:r>
-              <w:rPr>
-                <w:rFonts w:ascii="FreeSerif" w:hAnsi="FreeSerif" w:eastAsia="FreeSerif"/>
-                <w:b w:val="0"/>
-                <w:i w:val="0"/>
-                <w:color w:val="1A1A1A"/>
-                <w:sz w:val="22"/>
-              </w:rPr>
-              <w:t xml:space="preserve">□   </w:t>
-            </w:r>
-            <w:r>
-              <w:rPr>
-                <w:b w:val="0"/>
-                <w:i w:val="0"/>
-                <w:color w:val="1A1A1A"/>
-                <w:sz w:val="22"/>
-              </w:rPr>
-              <w:t xml:space="preserve">D.  </w:t>
-            </w:r>
-            <w:r>
-              <w:drawing>
-                <wp:inline xmlns:a="http://schemas.openxmlformats.org/drawingml/2006/main" xmlns:pic="http://schemas.openxmlformats.org/drawingml/2006/picture">
-                  <wp:extent cx="176784" cy="185928"/>
-                  <wp:docPr id="49" name="Picture 49"/>
-                  <wp:cNvGraphicFramePr>
-                    <a:graphicFrameLocks noChangeAspect="1"/>
-                  </wp:cNvGraphicFramePr>
-                  <a:graphic>
-                    <a:graphicData uri="http://schemas.openxmlformats.org/drawingml/2006/picture">
-                      <pic:pic>
-                        <pic:nvPicPr>
-                          <pic:cNvPr id="0" name="61937d8628f59e50.png"/>
-                          <pic:cNvPicPr/>
-                        </pic:nvPicPr>
-                        <pic:blipFill>
-                          <a:blip r:embed="rId54"/>
-                          <a:stretch>
-                            <a:fillRect/>
-                          </a:stretch>
-                        </pic:blipFill>
-                        <pic:spPr>
-                          <a:xfrm>
-                            <a:off x="0" y="0"/>
-                            <a:ext cx="176784" cy="185928"/>
-                          </a:xfrm>
-                          <a:prstGeom prst="rect"/>
-                        </pic:spPr>
-                      </pic:pic>
-                    </a:graphicData>
-                  </a:graphic>
-                </wp:inline>
-              </w:drawing>
-            </w:r>
-          </w:p>
-          <w:p>
-            <w:pPr>
-              <w:spacing w:before="40" w:after="40"/>
-              <w:ind w:left="1300" w:hanging="380"/>
-            </w:pPr>
-            <w:r>
-              <w:rPr>
-                <w:rFonts w:ascii="FreeSerif" w:hAnsi="FreeSerif" w:eastAsia="FreeSerif"/>
-                <w:b w:val="0"/>
-                <w:i w:val="0"/>
-                <w:color w:val="1A1A1A"/>
-                <w:sz w:val="22"/>
-              </w:rPr>
-              <w:t xml:space="preserve">□   </w:t>
-            </w:r>
-            <w:r>
-              <w:rPr>
-                <w:b w:val="0"/>
-                <w:i w:val="0"/>
-                <w:color w:val="1A1A1A"/>
-                <w:sz w:val="22"/>
-              </w:rPr>
-              <w:t xml:space="preserve">E.  </w:t>
-            </w:r>
-            <w:r>
-              <w:drawing>
-                <wp:inline xmlns:a="http://schemas.openxmlformats.org/drawingml/2006/main" xmlns:pic="http://schemas.openxmlformats.org/drawingml/2006/picture">
-                  <wp:extent cx="329184" cy="143256"/>
-                  <wp:docPr id="50" name="Picture 50"/>
-                  <wp:cNvGraphicFramePr>
-                    <a:graphicFrameLocks noChangeAspect="1"/>
-                  </wp:cNvGraphicFramePr>
-                  <a:graphic>
-                    <a:graphicData uri="http://schemas.openxmlformats.org/drawingml/2006/picture">
-                      <pic:pic>
-                        <pic:nvPicPr>
-                          <pic:cNvPr id="0" name="291454d46f653b2e.png"/>
-                          <pic:cNvPicPr/>
-                        </pic:nvPicPr>
-                        <pic:blipFill>
-                          <a:blip r:embed="rId55"/>
-                          <a:stretch>
-                            <a:fillRect/>
-                          </a:stretch>
-                        </pic:blipFill>
-                        <pic:spPr>
-                          <a:xfrm>
-                            <a:off x="0" y="0"/>
-                            <a:ext cx="329184" cy="143256"/>
-                          </a:xfrm>
-                          <a:prstGeom prst="rect"/>
-                        </pic:spPr>
-                      </pic:pic>
-                    </a:graphicData>
-                  </a:graphic>
-                </wp:inline>
-              </w:drawing>
-            </w:r>
-          </w:p>
-          <w:p>
-            <w:pPr>
-              <w:spacing w:before="40" w:after="40"/>
-              <w:ind w:left="1300" w:hanging="380"/>
-            </w:pPr>
-            <w:r>
-              <w:rPr>
-                <w:rFonts w:ascii="FreeSerif" w:hAnsi="FreeSerif" w:eastAsia="FreeSerif"/>
-                <w:b w:val="0"/>
-                <w:i w:val="0"/>
-                <w:color w:val="1A1A1A"/>
-                <w:sz w:val="22"/>
-              </w:rPr>
-              <w:t xml:space="preserve">□   </w:t>
-            </w:r>
-            <w:r>
-              <w:rPr>
-                <w:b w:val="0"/>
-                <w:i w:val="0"/>
-                <w:color w:val="1A1A1A"/>
-                <w:sz w:val="22"/>
-              </w:rPr>
               <w:t xml:space="preserve">F.  </w:t>
             </w:r>
             <w:r>
               <w:drawing>
                 <wp:inline xmlns:a="http://schemas.openxmlformats.org/drawingml/2006/main" xmlns:pic="http://schemas.openxmlformats.org/drawingml/2006/picture">
-                  <wp:extent cx="326136" cy="115824"/>
+                  <wp:extent cx="216408" cy="143256"/>
                   <wp:docPr id="51" name="Picture 51"/>
                   <wp:cNvGraphicFramePr>
                     <a:graphicFrameLocks noChangeAspect="1"/>
@@ -3520,7 +3520,7 @@
                     <a:graphicData uri="http://schemas.openxmlformats.org/drawingml/2006/picture">
                       <pic:pic>
                         <pic:nvPicPr>
-                          <pic:cNvPr id="0" name="2f02b636ba62a9d7.png"/>
+                          <pic:cNvPr id="0" name="89d262dcd6453046.png"/>
                           <pic:cNvPicPr/>
                         </pic:nvPicPr>
                         <pic:blipFill>
@@ -3532,7 +3532,7 @@
                         <pic:spPr>
                           <a:xfrm>
                             <a:off x="0" y="0"/>
-                            <a:ext cx="326136" cy="115824"/>
+                            <a:ext cx="216408" cy="143256"/>
                           </a:xfrm>
                           <a:prstGeom prst="rect"/>
                         </pic:spPr>

--- a/a7/build/out/u4/A7 4.07  Question Bank - Additional.docx
+++ b/a7/build/out/u4/A7 4.07  Question Bank - Additional.docx
@@ -1816,7 +1816,7 @@
                 <w:color w:val="1A1A1A"/>
                 <w:sz w:val="22"/>
               </w:rPr>
-              <w:t xml:space="preserve"> in metres per second. Find </w:t>
+              <w:t xml:space="preserve"> in meters per second. Find </w:t>
             </w:r>
             <w:r>
               <w:drawing>
